--- a/Clinical Medicine and Surgery I Exam 1/cms-exam-1-cram-sheet.docx
+++ b/Clinical Medicine and Surgery I Exam 1/cms-exam-1-cram-sheet.docx
@@ -374,7 +374,7 @@
                 <w:i w:val="0"/>
                 <w:sz w:val="18"/>
               </w:rPr>
-              <w:t>She capped this herself: “I want you to kind of know this… but I DON'T NECESSARILY WANT YOU TO MEMORIZE IT.” And on the sub-rows: “that's why I didn't put all that, YOU GUYS DON'T NEED TO KNOW THAT. I just want you to know this exists.” WHAT SHE DOES WANT: T = tumour, N = nodes, M = metastasis; and the five stages plainly — 0 epidermal region, I localized and very thin, II localized but thicker, III lymph nodes, IV other organs. “That's the general of what I do want you to know.”</w:t>
+              <w:t>She capped this herself: “I want you to kind of know this… but I DON'T NECESSARILY WANT YOU TO MEMORIZE IT.” And on the sub-rows: “that's why I didn't put all that, YOU GUYS DON'T NEED TO KNOW THAT. I just want you to know this exists.” WHAT SHE DOES WANT: T = tumor, N = nodes, M = metastasis; and the five stages plainly — 0 epidermal region, I localized and very thin, II localized but thicker, III lymph nodes, IV other organs. “That's the general of what I do want you to know.”</w:t>
             </w:r>
           </w:p>
         </w:tc>
@@ -424,7 +424,7 @@
                 <w:i w:val="0"/>
                 <w:sz w:val="18"/>
               </w:rPr>
-              <w:t>Under 1 mm Breslow → “over 95-ish per cent survival”. Distant metastases → “about a 15 PER CENT survival”. NOT ON ANY SLIDE — the deck only says survival drops sharply with thickness and spread. No quiz question is built on them. Her point: that gap is why you catch it early.</w:t>
+              <w:t>Under 1 mm Breslow → “over 95-ish percent survival”. Distant metastases → “about a 15 Percent survival”. NOT ON ANY SLIDE — the deck only says survival drops sharply with thickness and spread. No quiz question is built on them. Her point: that gap is why you catch it early.</w:t>
             </w:r>
           </w:p>
         </w:tc>
@@ -918,7 +918,7 @@
                 <w:i w:val="0"/>
                 <w:sz w:val="18"/>
               </w:rPr>
-              <w:t>Screening is highly sensitive so few infected people are missed; confirmatory (supplemental) testing is highly specific to minimise false-positive diagnoses.</w:t>
+              <w:t>Screening is highly sensitive so few infected people are missed; confirmatory (supplemental) testing is highly specific to minimize false-positive diagnoses.</w:t>
             </w:r>
           </w:p>
         </w:tc>
@@ -2759,7 +2759,7 @@
           <w:rFonts w:ascii="Georgia" w:hAnsi="Georgia"/>
           <w:color w:val="17494B"/>
         </w:rPr>
-        <w:t>Counselling &amp; Adherence</w:t>
+        <w:t>Counseling &amp; Adherence</w:t>
       </w:r>
     </w:p>
     <w:tbl>
@@ -2959,7 +2959,7 @@
                 <w:i w:val="0"/>
                 <w:sz w:val="18"/>
               </w:rPr>
-              <w:t>Behaviour change</w:t>
+              <w:t>Behavior change</w:t>
             </w:r>
           </w:p>
         </w:tc>
@@ -2982,7 +2982,7 @@
                 <w:i w:val="0"/>
                 <w:sz w:val="18"/>
               </w:rPr>
-              <w:t>Identify where the patient sits on the continuum; tailor to their readiness and self-efficacy. Behavioural counselling is one of the most important skills.</w:t>
+              <w:t>Identify where the patient sits on the continuum; tailor to their readiness and self-efficacy. Behavioral counseling is one of the most important skills.</w:t>
             </w:r>
           </w:p>
         </w:tc>
@@ -3353,7 +3353,7 @@
                 <w:i w:val="0"/>
                 <w:sz w:val="18"/>
               </w:rPr>
-              <w:t>Depth ladder (memorise)</w:t>
+              <w:t>Depth ladder (memorize)</w:t>
             </w:r>
           </w:p>
         </w:tc>
@@ -3970,7 +3970,7 @@
                 <w:i w:val="0"/>
                 <w:sz w:val="18"/>
               </w:rPr>
-              <w:t>TZANCK SMEAR (vesicular lesions → multinucleated giant cells; PCR preferred to confirm) and MINERAL OIL PREP (scabies mite, eggs, faecal pellets). “Could be on your board, so you need to know about it.”</w:t>
+              <w:t>TZANCK SMEAR (vesicular lesions → multinucleated giant cells; PCR preferred to confirm) and MINERAL OIL PREP (scabies mite, eggs, fecal pellets). “Could be on your board, so you need to know about it.”</w:t>
             </w:r>
           </w:p>
         </w:tc>
@@ -4270,7 +4270,7 @@
                 <w:i w:val="0"/>
                 <w:sz w:val="18"/>
               </w:rPr>
-              <w:t>Darker skin: erythema reads VIOLACEOUS, GREY or DEEP BROWN. PALPATE for warmth and oedema — do not rely on colour.</w:t>
+              <w:t>Darker skin: erythema reads VIOLACEOUS, GRAY or DEEP BROWN. PALPATE for warmth and edema — do not rely on color.</w:t>
             </w:r>
           </w:p>
         </w:tc>
@@ -5658,7 +5658,7 @@
                 <w:i w:val="0"/>
                 <w:sz w:val="18"/>
               </w:rPr>
-              <w:t>Primary = bilateral, focal, adolescent onset, ABSENT IN SLEEP. Generalised or nocturnal → secondary cause.</w:t>
+              <w:t>Primary = bilateral, focal, adolescent onset, ABSENT IN SLEEP. Generalized or nocturnal → secondary cause.</w:t>
             </w:r>
           </w:p>
         </w:tc>
@@ -5708,7 +5708,7 @@
                 <w:i w:val="0"/>
                 <w:sz w:val="18"/>
               </w:rPr>
-              <w:t>Perilesional direct immunofluorescence: GRANULAR immunoglobulin A. Dapsone + lifelong gluten-free diet. Screen all for coeliac.</w:t>
+              <w:t>Perilesional direct immunofluorescence: GRANULAR immunoglobulin A. Dapsone + lifelong gluten-free diet. Screen all for celiac.</w:t>
             </w:r>
           </w:p>
         </w:tc>
@@ -6252,7 +6252,7 @@
                 <w:i w:val="0"/>
                 <w:sz w:val="18"/>
               </w:rPr>
-              <w:t>Phototoxic = non-immunologic, dose-dependent, FIRST exposure, within hours, exaggerated sunburn. Photoallergic = type IV, needs sensitisation, eczematous, extends BEYOND exposed skin.</w:t>
+              <w:t>Phototoxic = non-immunologic, dose-dependent, FIRST exposure, within hours, exaggerated sunburn. Photoallergic = type IV, needs sensitization, eczematous, extends BEYOND exposed skin.</w:t>
             </w:r>
           </w:p>
         </w:tc>
@@ -6479,7 +6479,7 @@
                 <w:i w:val="0"/>
                 <w:sz w:val="18"/>
               </w:rPr>
-              <w:t>Millimetres</w:t>
+              <w:t>Millimeters</w:t>
             </w:r>
           </w:p>
         </w:tc>
@@ -6746,7 +6746,7 @@
                 <w:i w:val="0"/>
                 <w:sz w:val="18"/>
               </w:rPr>
-              <w:t>GOLD STANDARD = SKIN BIOPSY (one of the very few here that is not purely clinical). ACUTE: DAPSONE — but CHECK FOR G6PD DEFICIENCY FIRST, it is a contraindication. CHRONIC: STRICT GLUTEN-FREE DIET. REFER to GASTROENTEROLOGY for COLONOSCOPY (high chance of coeliac disease) and to a REGISTERED DIETITIAN.</w:t>
+              <w:t>GOLD STANDARD = SKIN BIOPSY (one of the very few here that is not purely clinical). ACUTE: DAPSONE — but CHECK FOR G6PD DEFICIENCY FIRST, it is a contraindication. CHRONIC: STRICT GLUTEN-FREE DIET. REFER to GASTROENTEROLOGY for COLONOSCOPY (high chance of celiac disease) and to a REGISTERED DIETITIAN.</w:t>
             </w:r>
           </w:p>
         </w:tc>
@@ -7240,7 +7240,7 @@
                 <w:i w:val="0"/>
                 <w:sz w:val="18"/>
               </w:rPr>
-              <w:t>Follicular hyperkeratinisation · increased sebum · Cutibacterium acnes (anaerobic Gram-positive rod) · inflammation.</w:t>
+              <w:t>Follicular hyperkeratinization · increased sebum · Cutibacterium acnes (anaerobic Gram-positive rod) · inflammation.</w:t>
             </w:r>
           </w:p>
         </w:tc>
@@ -8034,7 +8034,7 @@
                 <w:i w:val="0"/>
                 <w:sz w:val="18"/>
               </w:rPr>
-              <w:t>Non-bullous = honey crust, lymphadenopathy common. Bullous = EXCLUSIVELY staph, epidermolytic toxins, collarettes, nodes uncommon. Ecthyma = ulcerates into dermis, grey-yellow crust, scars.</w:t>
+              <w:t>Non-bullous = honey crust, lymphadenopathy common. Bullous = EXCLUSIVELY staph, epidermolytic toxins, collarettes, nodes uncommon. Ecthyma = ulcerates into dermis, gray-yellow crust, scars.</w:t>
             </w:r>
           </w:p>
         </w:tc>
@@ -8084,7 +8084,7 @@
                 <w:i w:val="0"/>
                 <w:sz w:val="18"/>
               </w:rPr>
-              <w:t>Follows impetigo, esp. 3–7 year olds. ANTIBIOTICS DO NOT PREVENT IT. Oedema, tea-coloured urine, proteinuria, hypertension.</w:t>
+              <w:t>Follows impetigo, esp. 3–7 year olds. ANTIBIOTICS DO NOT PREVENT IT. Edema, tea-colored urine, proteinuria, hypertension.</w:t>
             </w:r>
           </w:p>
         </w:tc>
@@ -8284,7 +8284,7 @@
                 <w:i w:val="0"/>
                 <w:sz w:val="18"/>
               </w:rPr>
-              <w:t>Tense, cyanotic, bronzed, blanched = devitalised, NOT PERFUSED, antibiotics never reach it. Needs surgical debridement.</w:t>
+              <w:t>Tense, cyanotic, bronzed, blanched = devitalized, NOT PERFUSED, antibiotics never reach it. Needs surgical debridement.</w:t>
             </w:r>
           </w:p>
         </w:tc>
@@ -8955,7 +8955,7 @@
                 <w:i w:val="0"/>
                 <w:sz w:val="18"/>
               </w:rPr>
-              <w:t>Decolonising a staph carrier</w:t>
+              <w:t>Decolonizing a staph carrier</w:t>
             </w:r>
           </w:p>
         </w:tc>
@@ -9922,7 +9922,7 @@
                 <w:i w:val="0"/>
                 <w:sz w:val="18"/>
               </w:rPr>
-              <w:t>SCRAPE the honeybee stinger off with a card edge. Systemic reaction in 0.4–3%. Severe LOCAL = oedema and induration up to a week. Auto-injector + desensitisation after anaphylaxis.</w:t>
+              <w:t>SCRAPE the honeybee stinger off with a card edge. Systemic reaction in 0.4–3%. Severe LOCAL = edema and induration up to a week. Auto-injector + desensitization after anaphylaxis.</w:t>
             </w:r>
           </w:p>
         </w:tc>
@@ -10216,7 +10216,7 @@
                 <w:i w:val="0"/>
                 <w:sz w:val="18"/>
               </w:rPr>
-              <w:t>Grey HERRINGBONE. Pacific Northwest, July–September. PAINLESS bite, induration and paraesthesia in 30 min, vesicles by 36 h. Supportive; heals over weeks.</w:t>
+              <w:t>Gray HERRINGBONE. Pacific Northwest, July–September. PAINLESS bite, induration and paresthesia in 30 min, vesicles by 36 h. Supportive; heals over weeks.</w:t>
             </w:r>
           </w:p>
         </w:tc>
@@ -10316,7 +10316,7 @@
                 <w:i w:val="0"/>
                 <w:sz w:val="18"/>
               </w:rPr>
-              <w:t>Animal hookworm from sand/soil with dog or cat faeces. Serpentine trail advancing 2–3 cm A DAY. Albendazole 400 mg × 3 days or ivermectin. NO excision, NO cryotherapy.</w:t>
+              <w:t>Animal hookworm from sand/soil with dog or cat feces. Serpentine trail advancing 2–3 cm A DAY. Albendazole 400 mg × 3 days or ivermectin. NO excision, NO cryotherapy.</w:t>
             </w:r>
           </w:p>
         </w:tc>
@@ -10466,7 +10466,7 @@
                 <w:i w:val="0"/>
                 <w:sz w:val="18"/>
               </w:rPr>
-              <w:t>1 early localised (erythema migrans) · 2 early disseminated days-to-weeks (cranial nerve palsy, meningitis, radiculopathy) · 3 late persistent months-to-years (MONOARTICULAR ARTHRITIS of a weight-bearing joint, encephalopathy, acrodermatitis chronica atrophicans).</w:t>
+              <w:t>1 early localized (erythema migrans) · 2 early disseminated days-to-weeks (cranial nerve palsy, meningitis, radiculopathy) · 3 late persistent months-to-years (MONOARTICULAR ARTHRITIS of a weight-bearing joint, encephalopathy, acrodermatitis chronica atrophicans).</w:t>
             </w:r>
           </w:p>
         </w:tc>
@@ -10616,7 +10616,7 @@
                 <w:i w:val="0"/>
                 <w:sz w:val="18"/>
               </w:rPr>
-              <w:t>Thrombocytopenia, anaemia, mild hyponatraemia, transaminitis, normal white count with bands. Indirect immunofluorescence is the gold standard but rarely diagnostic before day 7 — TREAT BY DAY 5. DOXYCYCLINE FOR EVERYONE including children and pregnancy. Prophylaxis after a bite NOT recommended.</w:t>
+              <w:t>Thrombocytopenia, anemia, mild hyponatremia, transaminitis, normal white count with bands. Indirect immunofluorescence is the gold standard but rarely diagnostic before day 7 — TREAT BY DAY 5. DOXYCYCLINE FOR EVERYONE including children and pregnancy. Prophylaxis after a bite NOT recommended.</w:t>
             </w:r>
           </w:p>
         </w:tc>
@@ -10810,7 +10810,7 @@
                 <w:i w:val="0"/>
                 <w:sz w:val="18"/>
               </w:rPr>
-              <w:t>On cutaneous larva migrans: “you CAN'T ask that history question. THAT'LL BE SOMETHING YOU SEE ON YOUR EXAM.” On paper you get the PICTURE, not the travel history — so recognise the SERPIGINOUS ADVANCING TRACK with scratch marks that FLAKE BUT DO NOT BREAK THE SKIN.</w:t>
+              <w:t>On cutaneous larva migrans: “you CAN'T ask that history question. THAT'LL BE SOMETHING YOU SEE ON YOUR EXAM.” On paper you get the PICTURE, not the travel history — so recognize the SERPIGINOUS ADVANCING TRACK with scratch marks that FLAKE BUT DO NOT BREAK THE SKIN.</w:t>
             </w:r>
           </w:p>
         </w:tc>
@@ -10910,7 +10910,7 @@
                 <w:i w:val="0"/>
                 <w:sz w:val="18"/>
               </w:rPr>
-              <w:t>“DELTA-WING JET” — the classic finding, a dense area of mite head, body, eggs and burrow. You will practise with a dermatoscope in PD lab.</w:t>
+              <w:t>“DELTA-WING JET” — the classic finding, a dense area of mite head, body, eggs and burrow. You will practice with a dermatoscope in PD lab.</w:t>
             </w:r>
           </w:p>
         </w:tc>
@@ -11060,7 +11060,7 @@
                 <w:i w:val="0"/>
                 <w:sz w:val="18"/>
               </w:rPr>
-              <w:t>HALLMARK: RED, WHITE AND BLUE. BLUE centre (ischaemia), WHITE ring (vasoconstriction), RED outer (inflammation). “YOU HAVE TO BE THE ONE DESCRIBING IT, so make sure you're aware of what the words are.” Progression: NECROSIS → ESCHAR → ULCERATION; systemic symptoms (nausea, vomiting) mean escalate.</w:t>
+              <w:t>HALLMARK: RED, WHITE AND BLUE. BLUE center (ischemia), WHITE ring (vasoconstriction), RED outer (inflammation). “YOU HAVE TO BE THE ONE DESCRIBING IT, so make sure you're aware of what the words are.” Progression: NECROSIS → ESCHAR → ULCERATION; systemic symptoms (nausea, vomiting) mean escalate.</w:t>
             </w:r>
           </w:p>
         </w:tc>
@@ -11454,7 +11454,7 @@
                 <w:i w:val="0"/>
                 <w:sz w:val="18"/>
               </w:rPr>
-              <w:t>TINEA: the ACTIVE BORDER, never the cleared centre. NAIL: the MOST PROXIMAL accessible diseased nail bed / subungual debris, after trimming the onycholytic nail. ID REACTION: BOTH sites — the diagnosis is the PATTERN (positive primary, NEGATIVE at the reaction).</w:t>
+              <w:t>TINEA: the ACTIVE BORDER, never the cleared center. NAIL: the MOST PROXIMAL accessible diseased nail bed / subungual debris, after trimming the onycholytic nail. ID REACTION: BOTH sites — the diagnosis is the PATTERN (positive primary, NEGATIVE at the reaction).</w:t>
             </w:r>
           </w:p>
         </w:tc>
@@ -11654,7 +11654,7 @@
                 <w:i w:val="0"/>
                 <w:sz w:val="18"/>
               </w:rPr>
-              <w:t>PREADOLESCENT CHILDREN — after puberty SEBUM FATTY ACID changes inhibit growth. Commonest fungal infection in children; T. TONSURANS commonest in the US. Grey ring patches, BLACK DOTS (hair fractured at the surface), LYMPHADENOPATHY OFTEN PRESENT. Fungal particles VIABLE FOR MONTHS. ORAL THERAPY REQUIRED — topicals DO NOT PENETRATE THE HAIR SHAFT.</w:t>
+              <w:t>PREADOLESCENT CHILDREN — after puberty SEBUM FATTY ACID changes inhibit growth. Commonest fungal infection in children; T. TONSURANS commonest in the US. Gray ring patches, BLACK DOTS (hair fractured at the surface), LYMPHADENOPATHY OFTEN PRESENT. Fungal particles VIABLE FOR MONTHS. ORAL THERAPY REQUIRED — topicals DO NOT PENETRATE THE HAIR SHAFT.</w:t>
             </w:r>
           </w:p>
         </w:tc>
@@ -12154,7 +12154,7 @@
                 <w:i w:val="0"/>
                 <w:sz w:val="18"/>
               </w:rPr>
-              <w:t>Associated with TINEA PEDIS, HIGH RECURRENCE. DORSAL hand = like tinea corporis (annular). PALM = like tinea pedis (hyperkeratotic). TWO FEET–ONE HAND SYNDROME: the hand used to SCRATCH the foot. Patients often think it is DRY SKIN OR HARD LABOUR. Treat AS FOR TINEA PEDIS.</w:t>
+              <w:t>Associated with TINEA PEDIS, HIGH RECURRENCE. DORSAL hand = like tinea corporis (annular). PALM = like tinea pedis (hyperkeratotic). TWO FEET–ONE HAND SYNDROME: the hand used to SCRATCH the foot. Patients often think it is DRY SKIN OR HARD LABOR. Treat AS FOR TINEA PEDIS.</w:t>
             </w:r>
           </w:p>
         </w:tc>
@@ -12825,7 +12825,7 @@
                 <w:i w:val="0"/>
                 <w:sz w:val="18"/>
               </w:rPr>
-              <w:t>Versicolor: the pigment counselling point</w:t>
+              <w:t>Versicolor: the pigment counseling point</w:t>
             </w:r>
           </w:p>
         </w:tc>
@@ -12848,7 +12848,7 @@
                 <w:i w:val="0"/>
                 <w:sz w:val="18"/>
               </w:rPr>
-              <w:t>HYPOPIGMENTATION reflects ALTERED MELANOCYTE FUNCTION and reduced tanning; RECOVERY CAN LAG MONTHS after the yeast is cleared. COLOUR CHANGE ALONE DOES NOT PROVE TREATMENT FAILURE — look for SCALE or confirm with KOH.</w:t>
+              <w:t>HYPOPIGMENTATION reflects ALTERED MELANOCYTE FUNCTION and reduced tanning; RECOVERY CAN LAG MONTHS after the yeast is cleared. COLOR CHANGE ALONE DOES NOT PROVE TREATMENT FAILURE — look for SCALE or confirm with KOH.</w:t>
             </w:r>
           </w:p>
         </w:tc>
@@ -14163,7 +14163,7 @@
                 <w:i w:val="0"/>
                 <w:sz w:val="18"/>
               </w:rPr>
-              <w:t>HSV treatment &amp; counselling</w:t>
+              <w:t>HSV treatment &amp; counseling</w:t>
             </w:r>
           </w:p>
         </w:tc>
@@ -14336,7 +14336,7 @@
                 <w:i w:val="0"/>
                 <w:sz w:val="18"/>
               </w:rPr>
-              <w:t>BENIGN POXVIRUS. Discrete, smooth, firm, FLESH-COLOURED DOME-SHAPED PEARLY PAPULES, 3–5 mm average; CENTRAL UMBILICATION IS CHARACTERISTIC. Spread by DIRECT SKIN CONTACT, SHARED CONTAMINATED OBJECTS, AUTOINOCULATION; sexual contact common in adults with genital lesions. MOST CLEAR SPONTANEOUSLY but may take MONTHS TO SEVERAL YEARS. Differential: BASAL CELL CARCINOMA, SEBACEOUS HYPERPLASIA, CONDYLOMA ACUMINATUM. Clinical diagnosis; BIOPSY IF UNCERTAIN.</w:t>
+              <w:t>BENIGN POXVIRUS. Discrete, smooth, firm, FLESH-COLORED DOME-SHAPED PEARLY PAPULES, 3–5 mm average; CENTRAL UMBILICATION IS CHARACTERISTIC. Spread by DIRECT SKIN CONTACT, SHARED CONTAMINATED OBJECTS, AUTOINOCULATION; sexual contact common in adults with genital lesions. MOST CLEAR SPONTANEOUSLY but may take MONTHS TO SEVERAL YEARS. Differential: BASAL CELL CARCINOMA, SEBACEOUS HYPERPLASIA, CONDYLOMA ACUMINATUM. Clinical diagnosis; BIOPSY IF UNCERTAIN.</w:t>
             </w:r>
           </w:p>
         </w:tc>
@@ -14536,7 +14536,7 @@
                 <w:i w:val="0"/>
                 <w:sz w:val="18"/>
               </w:rPr>
-              <w:t>Frequently AGES 5–20. Usually HANDS, favouring FINGERS/PALMS. PERIUNGUAL, LIPS &amp; TONGUE more common in NAIL BITERS. Usually &lt;1 cm, elevated round papules, ROUGH GREYISH surface. TINY RED/BLACK DOTS = THROMBOSED DILATED CAPILLARIES; TRIMMING THE SURFACE MAKES THEM MORE PROMINENT. Natural history: SPONTANEOUS RESOLUTION.</w:t>
+              <w:t>Frequently AGES 5–20. Usually HANDS, favoring FINGERS/PALMS. PERIUNGUAL, LIPS &amp; TONGUE more common in NAIL BITERS. Usually &lt;1 cm, elevated round papules, ROUGH GRAYISH surface. TINY RED/BLACK DOTS = THROMBOSED DILATED CAPILLARIES; TRIMMING THE SURFACE MAKES THEM MORE PROMINENT. Natural history: SPONTANEOUS RESOLUTION.</w:t>
             </w:r>
           </w:p>
         </w:tc>
@@ -14586,7 +14586,7 @@
                 <w:i w:val="0"/>
                 <w:sz w:val="18"/>
               </w:rPr>
-              <w:t>PLANA (flat): multiple SMOOTH, slightly elevated, FLAT-TOPPED, skin-coloured to light-brown papules; FACE, FOREHEAD, DORSAL HANDS, SHINS; SHAVING SPREADS THEM BY AUTOINOCULATION; balance treatment against DYSPIGMENTATION AND SCARRING. PLANTARIS: WEIGHT-BEARING SURFACE; DO NOT REQUIRE THERAPY UNLESS PAINFUL; cluster into a MOSAIC WART; SALICYLIC ACID 40% or CRYOTHERAPY.</w:t>
+              <w:t>PLANA (flat): multiple SMOOTH, slightly elevated, FLAT-TOPPED, skin-colored to light-brown papules; FACE, FOREHEAD, DORSAL HANDS, SHINS; SHAVING SPREADS THEM BY AUTOINOCULATION; balance treatment against DYSPIGMENTATION AND SCARRING. PLANTARIS: WEIGHT-BEARING SURFACE; DO NOT REQUIRE THERAPY UNLESS PAINFUL; cluster into a MOSAIC WART; SALICYLIC ACID 40% or CRYOTHERAPY.</w:t>
             </w:r>
           </w:p>
         </w:tc>
@@ -14830,7 +14830,7 @@
                 <w:i w:val="0"/>
                 <w:sz w:val="18"/>
               </w:rPr>
-              <w:t>CORN: focal pressure, CENTRAL KERATIN CORE, &lt;1.5 cm, well defined, hurts on DIRECT DOWNWARD pressure, skin lines RUN THROUGH. CALLUS: broad pressure, diffuse, NO core, larger and irregular, PAINLESS, skin lines run through. WART: human papillomavirus, cauliflower with BLACKENED CENTRE, INTERRUPTS skin lines, hurts on SIDE pressure, not confined to pressure areas.</w:t>
+              <w:t>CORN: focal pressure, CENTRAL KERATIN CORE, &lt;1.5 cm, well defined, hurts on DIRECT DOWNWARD pressure, skin lines RUN THROUGH. CALLUS: broad pressure, diffuse, NO core, larger and irregular, PAINLESS, skin lines run through. WART: human papillomavirus, cauliflower with BLACKENED CENTER, INTERRUPTS skin lines, hurts on SIDE pressure, not confined to pressure areas.</w:t>
             </w:r>
           </w:p>
         </w:tc>
@@ -15030,7 +15030,7 @@
                 <w:i w:val="0"/>
                 <w:sz w:val="18"/>
               </w:rPr>
-              <w:t>KELOID: develops SLOWLY, may appear MONTHS after trauma; EXTENDS BEYOND the wound; enlarges for months–years, NO regression, recurs; EAR LOBE / SHOULDERS / STERNAL NOTCH, rarely across joints; RARE; ASSOCIATED WITH DARK SKIN; often WORSENED by surgery. HYPERTROPHIC: within FOUR WEEKS, soon after surgery; CONFINED to the wound; stable then REGRESSES; where scars cross joints/creases at a RIGHT ANGLE; FREQUENT; NO skin-colour association; IMPROVES with appropriate surgery.</w:t>
+              <w:t>KELOID: develops SLOWLY, may appear MONTHS after trauma; EXTENDS BEYOND the wound; enlarges for months–years, NO regression, recurs; EAR LOBE / SHOULDERS / STERNAL NOTCH, rarely across joints; RARE; ASSOCIATED WITH DARK SKIN; often WORSENED by surgery. HYPERTROPHIC: within FOUR WEEKS, soon after surgery; CONFINED to the wound; stable then REGRESSES; where scars cross joints/creases at a RIGHT ANGLE; FREQUENT; NO skin-color association; IMPROVES with appropriate surgery.</w:t>
             </w:r>
           </w:p>
         </w:tc>
@@ -15818,7 +15818,7 @@
                 <w:i w:val="0"/>
                 <w:sz w:val="18"/>
               </w:rPr>
-              <w:t>Dermal FIBROBLASTS in dense clusters, 0.5–1 cm. LEGS most common, then arms. F:M 2:1. May follow trauma, viral infection or INSECT BITE. DIMPLE SIGN — retracts beneath the skin on LATERAL compression. Brown halo, pink hue, raised scaly centre. MOST COMMON PAINFUL SKIN TUMOUR. Dermoscopy: PERIPHERAL PIGMENT NETWORK WITH CENTRAL WHITE MASS. Small lesions: shave or punch biopsy is BOTH DIAGNOSTIC AND THERAPEUTIC. Differential includes MELANOMA.</w:t>
+              <w:t>Dermal FIBROBLASTS in dense clusters, 0.5–1 cm. LEGS most common, then arms. F:M 2:1. May follow trauma, viral infection or INSECT BITE. DIMPLE SIGN — retracts beneath the skin on LATERAL compression. Brown halo, pink hue, raised scaly center. MOST COMMON PAINFUL SKIN TUMOR. Dermoscopy: PERIPHERAL PIGMENT NETWORK WITH CENTRAL WHITE MASS. Small lesions: shave or punch biopsy is BOTH DIAGNOSTIC AND THERAPEUTIC. Differential includes MELANOMA.</w:t>
             </w:r>
           </w:p>
         </w:tc>
@@ -15918,7 +15918,7 @@
                 <w:i w:val="0"/>
                 <w:sz w:val="18"/>
               </w:rPr>
-              <w:t>Epithelium enclosed in dermis filling with KERATIN. NOT A SEBACEOUS CYST despite the name. M:F 2:1; face, scalp, neck, trunk. CENTRAL PORE/PUNCTUM; expresses cream-coloured pasty material smelling of RANCID CHEESE. Lab tests usually unnecessary. IF INFLAMED: POSTPONE excision, intralesional TRIAMCINOLONE, antibiotics if needed. Standard of care = REMOVE THE ENTIRE CAPSULE when NOT inflamed; 1–3 cm can be punched and emptied.</w:t>
+              <w:t>Epithelium enclosed in dermis filling with KERATIN. NOT A SEBACEOUS CYST despite the name. M:F 2:1; face, scalp, neck, trunk. CENTRAL PORE/PUNCTUM; expresses cream-colored pasty material smelling of RANCID CHEESE. Lab tests usually unnecessary. IF INFLAMED: POSTPONE excision, intralesional TRIAMCINOLONE, antibiotics if needed. Standard of care = REMOVE THE ENTIRE CAPSULE when NOT inflamed; 1–3 cm can be punched and emptied.</w:t>
             </w:r>
           </w:p>
         </w:tc>
@@ -16162,7 +16162,7 @@
                 <w:i w:val="0"/>
                 <w:sz w:val="18"/>
               </w:rPr>
-              <w:t>MOST COMMON TUMOUR OF INFANCY. PROLIFERATION of endothelial cells. Preterm, FEMALE 3:1, Caucasian. Head/neck 60%, trunk 25%, extremities 15%. Earliest sign: BLANCHING → fine telangiectasias → red/crimson macule. Rapid growth birth–4 weeks, most in first 4–6 MONTHS. INVOLUTION 50% BY 5, 70% BY 7, 90% BY 9. Superficial = commonest, bright red (once 'strawberry'); deep = least common, pale/blue.</w:t>
+              <w:t>MOST COMMON TUMOR OF INFANCY. PROLIFERATION of endothelial cells. Preterm, FEMALE 3:1, Caucasian. Head/neck 60%, trunk 25%, extremities 15%. Earliest sign: BLANCHING → fine telangiectasias → red/crimson macule. Rapid growth birth–4 weeks, most in first 4–6 MONTHS. INVOLUTION 50% BY 5, 70% BY 7, 90% BY 9. Superficial = commonest, bright red (once 'strawberry'); deep = least common, pale/blue.</w:t>
             </w:r>
           </w:p>
         </w:tc>
@@ -16856,7 +16856,7 @@
                 <w:i w:val="0"/>
                 <w:sz w:val="18"/>
               </w:rPr>
-              <w:t>CUTANEOUS: benign NERVE SHEATH tumours from peripheral nerves; BEGIN AT PUBERTY, increase with age; a few to hundreds. PLEXIFORM: tumour in the tissue COVERING nerves, anywhere EXCEPT brain and spinal cord, large and extensive, MAY BE LOCALLY INVASIVE. Management = SURVEILLANCE with a cutaneous exam at EVERY visit. Education = national and regional SUPPORT GROUPS.</w:t>
+              <w:t>CUTANEOUS: benign NERVE SHEATH tumors from peripheral nerves; BEGIN AT PUBERTY, increase with age; a few to hundreds. PLEXIFORM: tumor in the tissue COVERING nerves, anywhere EXCEPT brain and spinal cord, large and extensive, MAY BE LOCALLY INVASIVE. Management = SURVEILLANCE with a cutaneous exam at EVERY visit. Education = national and regional SUPPORT GROUPS.</w:t>
             </w:r>
           </w:p>
         </w:tc>
@@ -16956,7 +16956,7 @@
                 <w:i w:val="0"/>
                 <w:sz w:val="18"/>
               </w:rPr>
-              <w:t>THE MOST COMMON SOFT TISSUE TUMOUR. Benign overgrowth of SUBCUTANEOUS FAT. Soft, painless, RUBBERY, usually &lt;5 cm; asymptomatic unless adjoining structures invaded. Observe if asymptomatic; excise if COSMETICALLY DEFORMING or the DIAGNOSIS IS UNCERTAIN. Differential: epidermal cyst, dermatofibroma, abscess.</w:t>
+              <w:t>THE MOST COMMON SOFT TISSUE TUMOR. Benign overgrowth of SUBCUTANEOUS FAT. Soft, painless, RUBBERY, usually &lt;5 cm; asymptomatic unless adjoining structures invaded. Observe if asymptomatic; excise if COSMETICALLY DEFORMING or the DIAGNOSIS IS UNCERTAIN. Differential: epidermal cyst, dermatofibroma, abscess.</w:t>
             </w:r>
           </w:p>
         </w:tc>
@@ -18194,7 +18194,7 @@
                 <w:i w:val="0"/>
                 <w:sz w:val="18"/>
               </w:rPr>
-              <w:t>She teaches nearly every pigmented lesion the same way: DIAGNOSE CLINICALLY → OBSERVE → BIOPSY IF IT CHANGES in size, colour or shape. Verbatim: “I hope everyone's still REMEMBERING THE PATTERN here… there's like TWO THINGS THAT IT'S NOT LIKE THAT FOR.” The two are the ones that IMITATE MELANOMA and need tissue out WITH MARGINS: REED NAEVUS (excision with negative margins) and SPITZ (biopsy vs WIDE EXCISION — “not just removing part of the lesion but the ENTIRE AREA SURROUNDING it”). One frame for the whole lecture: WATCH THEM ALL, CUT OUT THE TWO THAT LOOK LIKE MELANOMA.</w:t>
+              <w:t>She teaches nearly every pigmented lesion the same way: DIAGNOSE CLINICALLY → OBSERVE → BIOPSY IF IT CHANGES in size, color or shape. Verbatim: “I hope everyone's still REMEMBERING THE PATTERN here… there's like TWO THINGS THAT IT'S NOT LIKE THAT FOR.” The two are the ones that IMITATE MELANOMA and need tissue out WITH MARGINS: REED NAEVUS (excision with negative margins) and SPITZ (biopsy vs WIDE EXCISION — “not just removing part of the lesion but the ENTIRE AREA SURROUNDING it”). One frame for the whole lecture: WATCH THEM ALL, CUT OUT THE TWO THAT LOOK LIKE MELANOMA.</w:t>
             </w:r>
           </w:p>
         </w:tc>
@@ -18271,7 +18271,7 @@
                 <w:i w:val="0"/>
                 <w:sz w:val="18"/>
               </w:rPr>
-              <w:t>Counselling — cryotherapy recurrence</w:t>
+              <w:t>Counseling — cryotherapy recurrence</w:t>
             </w:r>
           </w:p>
         </w:tc>
@@ -18294,7 +18294,7 @@
                 <w:i w:val="0"/>
                 <w:sz w:val="18"/>
               </w:rPr>
-              <w:t>Warn BEFORE you freeze a seborrhoeic keratosis that it can come back, “OTHERWISE THEY'LL BE PRETTY UPSET AT YOU.”</w:t>
+              <w:t>Warn BEFORE you freeze a seborrheic keratosis that it can come back, “OTHERWISE THEY'LL BE PRETTY UPSET AT YOU.”</w:t>
             </w:r>
           </w:p>
         </w:tc>
@@ -18538,7 +18538,7 @@
                 <w:i w:val="0"/>
                 <w:sz w:val="18"/>
               </w:rPr>
-              <w:t>0.2–0.6 cm flesh-coloured, pink or slightly hyperpigmented papules with a SANDPAPER TEXTURE. MAY BE MORE APPARENT BY TOUCH THAN BY SIGHT. Face, scalp, ears, forearms, dorsal hands.</w:t>
+              <w:t>0.2–0.6 cm flesh-colored, pink or slightly hyperpigmented papules with a SANDPAPER TEXTURE. MAY BE MORE APPARENT BY TOUCH THAN BY SIGHT. Face, scalp, ears, forearms, dorsal hands.</w:t>
             </w:r>
           </w:p>
         </w:tc>
@@ -18788,7 +18788,7 @@
                 <w:i w:val="0"/>
                 <w:sz w:val="18"/>
               </w:rPr>
-              <w:t>Small RED CONICAL HARD NODULE that MAY ULCERATE; also a NON-HEALING ULCER, a warty nodule, or an irregular pink plaque with haemorrhagic crust.</w:t>
+              <w:t>Small RED CONICAL HARD NODULE that MAY ULCERATE; also a NON-HEALING ULCER, a warty nodule, or an irregular pink plaque with hemorrhagic crust.</w:t>
             </w:r>
           </w:p>
         </w:tc>
@@ -18838,7 +18838,7 @@
                 <w:i w:val="0"/>
                 <w:sz w:val="18"/>
               </w:rPr>
-              <w:t>HIGH-RISK SITES: mucosal surfaces, LIP, EAR, scalp, temple, nose, genitalia. MORE THAN 10 TUMOURS = higher local recurrence and nodal metastasis. Also chronic SCARS, wounds and old RADIATION sites.</w:t>
+              <w:t>HIGH-RISK SITES: mucosal surfaces, LIP, EAR, scalp, temple, nose, genitalia. MORE THAN 10 TUMORS = higher local recurrence and nodal metastasis. Also chronic SCARS, wounds and old RADIATION sites.</w:t>
             </w:r>
           </w:p>
         </w:tc>
@@ -18888,7 +18888,7 @@
                 <w:i w:val="0"/>
                 <w:sz w:val="18"/>
               </w:rPr>
-              <w:t>Common and often AGGRESSIVE after transplant, with multiple tumours typically at ABOUT 5 YEARS. Chronic lymphocytic leukaemia and human immunodeficiency virus also raise risk and aggressiveness.</w:t>
+              <w:t>Common and often AGGRESSIVE after transplant, with multiple tumors typically at ABOUT 5 YEARS. Chronic lymphocytic leukemia and human immunodeficiency virus also raise risk and aggressiveness.</w:t>
             </w:r>
           </w:p>
         </w:tc>
@@ -19038,7 +19038,7 @@
                 <w:i w:val="0"/>
                 <w:sz w:val="18"/>
               </w:rPr>
-              <w:t>High-risk sites (LIPS, TEMPLES, EARS, NOSE, GENITALIA) · recurrent tumours · aggressive histology with PERINEURAL or PERIVASCULAR invasion · OVER 1 cm ON THE FACE or OVER 2 cm on trunk/extremities · immunosuppression · tumours WITHIN SCARS · genetic disease-associated tumours.</w:t>
+              <w:t>High-risk sites (LIPS, TEMPLES, EARS, NOSE, GENITALIA) · recurrent tumors · aggressive histology with PERINEURAL or PERIVASCULAR invasion · OVER 1 cm ON THE FACE or OVER 2 cm on trunk/extremities · immunosuppression · tumors WITHIN SCARS · genetic disease-associated tumors.</w:t>
             </w:r>
           </w:p>
         </w:tc>
@@ -19232,7 +19232,7 @@
                 <w:i w:val="0"/>
                 <w:sz w:val="18"/>
               </w:rPr>
-              <w:t>THE MOST COMMON FORM OF CANCER. The HISTOLOGIC subtype determines behaviour and dictates treatment — NOT the clinical appearance.</w:t>
+              <w:t>THE MOST COMMON FORM OF CANCER. The HISTOLOGIC subtype determines behavior and dictates treatment — NOT the clinical appearance.</w:t>
             </w:r>
           </w:p>
         </w:tc>
@@ -19876,7 +19876,7 @@
                 <w:i w:val="0"/>
                 <w:sz w:val="18"/>
               </w:rPr>
-              <w:t>ABOUT 2% IN WHITE INDIVIDUALS; 0.1–0.5% IN PERSONS OF COLOUR. Lower but NOT zero — which is why palms, soles and nails are still examined.</w:t>
+              <w:t>ABOUT 2% IN WHITE INDIVIDUALS; 0.1–0.5% IN PERSONS OF COLOR. Lower but NOT zero — which is why palms, soles and nails are still examined.</w:t>
             </w:r>
           </w:p>
         </w:tc>
@@ -19976,7 +19976,7 @@
                 <w:i w:val="0"/>
                 <w:sz w:val="18"/>
               </w:rPr>
-              <w:t>ASYMMETRY · BORDER irregular, notched or poorly defined · COLOUR variegation (brown, red, white, black, blue in one lesion) · DIAMETER over 6 mm THOUGH SMALLER LESIONS CAN BE MELANOMA · EVOLUTION.</w:t>
+              <w:t>ASYMMETRY · BORDER irregular, notched or poorly defined · COLOR variegation (brown, red, white, black, blue in one lesion) · DIAMETER over 6 mm THOUGH SMALLER LESIONS CAN BE MELANOMA · EVOLUTION.</w:t>
             </w:r>
           </w:p>
         </w:tc>
@@ -20126,7 +20126,7 @@
                 <w:i w:val="0"/>
                 <w:sz w:val="18"/>
               </w:rPr>
-              <w:t>0 = confined to the epidermal region of skin. I = localised, only in skin, VERY THIN. II = localised, THICKER than stage I. III = SPREAD TO LYMPH NODES. IV = SPREAD TO OTHER ORGANS.</w:t>
+              <w:t>0 = confined to the epidermal region of skin. I = localized, only in skin, VERY THIN. II = localized, THICKER than stage I. III = SPREAD TO LYMPH NODES. IV = SPREAD TO OTHER ORGANS.</w:t>
             </w:r>
           </w:p>
         </w:tc>
@@ -20176,7 +20176,7 @@
                 <w:i w:val="0"/>
                 <w:sz w:val="18"/>
               </w:rPr>
-              <w:t>T = primary tumour THICKNESS. N = NUMBER OF TUMOUR-INVOLVED REGIONAL LYMPH NODES. M = NUMBER OF METASTASES AT A DISTANT SITE. Stage 0 = Tis N0 M0 · I = T1–T2a N0 M0 · II = T2b–T4b N0 M0 · III = any N ≥ N1, M0 · IV = ANY T, ANY N, M1.</w:t>
+              <w:t>T = primary tumor THICKNESS. N = NUMBER OF TUMOR-INVOLVED REGIONAL LYMPH NODES. M = NUMBER OF METASTASES AT A DISTANT SITE. Stage 0 = Tis N0 M0 · I = T1–T2a N0 M0 · II = T2b–T4b N0 M0 · III = any N ≥ N1, M0 · IV = ANY T, ANY N, M1.</w:t>
             </w:r>
           </w:p>
         </w:tc>
@@ -20326,7 +20326,7 @@
                 <w:i w:val="0"/>
                 <w:sz w:val="18"/>
               </w:rPr>
-              <w:t>REFER TO AN EXPERT CENTRE for melanoma DEEPER THAN 1 mm, or with lymph-node or other-site spread. Patients do MONTHLY self-examination with ABCDE and ugly-duckling principles — INCLUDING SCALP, BACK, PALMS, SOLES AND NAILS.</w:t>
+              <w:t>REFER TO AN EXPERT CENTER for melanoma DEEPER THAN 1 mm, or with lymph-node or other-site spread. Patients do MONTHLY self-examination with ABCDE and ugly-duckling principles — INCLUDING SCALP, BACK, PALMS, SOLES AND NAILS.</w:t>
             </w:r>
           </w:p>
         </w:tc>
@@ -20520,7 +20520,7 @@
                 <w:i w:val="0"/>
                 <w:sz w:val="18"/>
               </w:rPr>
-              <w:t>CLASSIC: older men, chronic, RARELY FATAL → palliative local therapy (intralesional vincristine, vinblastine or bleomycin, or radiation). ENDEMIC: young Black men in equatorial Africa, often aggressive, CAN BE RAPIDLY FATAL. IATROGENIC: with immunosuppressive therapy → REDUCE DOSES WHERE FEASIBLE, COORDINATE WITH THE TRANSPLANT TEAM FIRST. EPIDEMIC: acquired immunodeficiency → BEGIN OR OPTIMISE ANTIRETROVIRAL THERAPY.</w:t>
+              <w:t>CLASSIC: older men, chronic, RARELY FATAL → palliative local therapy (intralesional vincristine, vinblastine or bleomycin, or radiation). ENDEMIC: young Black men in equatorial Africa, often aggressive, CAN BE RAPIDLY FATAL. IATROGENIC: with immunosuppressive therapy → REDUCE DOSES WHERE FEASIBLE, COORDINATE WITH THE TRANSPLANT TEAM FIRST. EPIDEMIC: acquired immunodeficiency → BEGIN OR OPTIMIZE ANTIRETROVIRAL THERAPY.</w:t>
             </w:r>
           </w:p>
         </w:tc>
@@ -20570,7 +20570,7 @@
                 <w:i w:val="0"/>
                 <w:sz w:val="18"/>
               </w:rPr>
-              <w:t>ORAL EXAMINATION IS ESSENTIAL — HARD-PALATE lesions are common and MAY BE THE PRESENTING SITE. And MARKED OEDEMA MAY OCCUR WITH FEW OR NO VISIBLE SKIN LESIONS — do not gauge disease burden from oedema.</w:t>
+              <w:t>ORAL EXAMINATION IS ESSENTIAL — HARD-PALATE lesions are common and MAY BE THE PRESENTING SITE. And MARKED EDEMA MAY OCCUR WITH FEW OR NO VISIBLE SKIN LESIONS — do not gauge disease burden from edema.</w:t>
             </w:r>
           </w:p>
         </w:tc>
@@ -20720,7 +20720,7 @@
                 <w:i w:val="0"/>
                 <w:sz w:val="18"/>
               </w:rPr>
-              <w:t>Localised or generalised erythematous PATCHES or scaly PLAQUES, usually TRUNK, frequently LARGER THAN 5 cm. RESEMBLES PSORIASIS, ECZEMA OR TINEA — which is why it is diagnosed late.</w:t>
+              <w:t>Localized or generalized erythematous PATCHES or scaly PLAQUES, usually TRUNK, frequently LARGER THAN 5 cm. RESEMBLES PSORIASIS, ECZEMA OR TINEA — which is why it is diagnosed late.</w:t>
             </w:r>
           </w:p>
         </w:tc>
@@ -21014,7 +21014,7 @@
                 <w:i w:val="0"/>
                 <w:sz w:val="18"/>
               </w:rPr>
-              <w:t>Rare acral melanoma, most often from the MATRIX. NOT CLEARLY ULTRAVIOLET-DRIVEN; ANY SKIN TONE. THUMB AND GREAT TOE. New or evolving LONGITUDINAL MELANONYCHIA IN ONE DIGIT, increasing width, irregular colour/thickness/spacing, PROXIMAL WIDENING OR TRIANGULAR SHAPE, blurred borders, nail splitting, ulceration or subungual mass.</w:t>
+              <w:t>Rare acral melanoma, most often from the MATRIX. NOT CLEARLY ULTRAVIOLET-DRIVEN; ANY SKIN TONE. THUMB AND GREAT TOE. New or evolving LONGITUDINAL MELANONYCHIA IN ONE DIGIT, increasing width, irregular color/thickness/spacing, PROXIMAL WIDENING OR TRIANGULAR SHAPE, blurred borders, nail splitting, ulceration or subungual mass.</w:t>
             </w:r>
           </w:p>
         </w:tc>
@@ -21164,7 +21164,7 @@
                 <w:i w:val="0"/>
                 <w:sz w:val="18"/>
               </w:rPr>
-              <w:t>THE MOST COMMON MALIGNANT NAIL TUMOUR. Chronic UNILATERAL verrucous periungual papule or plaque, subungual hyperkeratosis, onycholysis, oozing, bleeding, nail-plate destruction, longitudinal ERYTHRONYCHIA — OFTEN REPEATEDLY LABELLED A WART, PARONYCHIA OR FUNGAL INFECTION. Associations: high-risk human papillomavirus, immunosuppression, chronic inflammation or trauma, prior radiation, older age.</w:t>
+              <w:t>THE MOST COMMON MALIGNANT NAIL TUMOR. Chronic UNILATERAL verrucous periungual papule or plaque, subungual hyperkeratosis, onycholysis, oozing, bleeding, nail-plate destruction, longitudinal ERYTHRONYCHIA — OFTEN REPEATEDLY LABELED A WART, PARONYCHIA OR FUNGAL INFECTION. Associations: high-risk human papillomavirus, immunosuppression, chronic inflammation or trauma, prior radiation, older age.</w:t>
             </w:r>
           </w:p>
         </w:tc>
@@ -21241,7 +21241,7 @@
                 <w:i w:val="0"/>
                 <w:sz w:val="18"/>
               </w:rPr>
-              <w:t>Glomus tumour</w:t>
+              <w:t>Glomus tumor</w:t>
             </w:r>
           </w:p>
         </w:tc>
@@ -21314,7 +21314,7 @@
                 <w:i w:val="0"/>
                 <w:sz w:val="18"/>
               </w:rPr>
-              <w:t>A SINGLE nail with longitudinal ERYTHRONYCHIA or LEUKONYCHIA, distal subungual hyperkeratosis, splinter haemorrhages or localised plate abnormality.</w:t>
+              <w:t>A SINGLE nail with longitudinal ERYTHRONYCHIA or LEUKONYCHIA, distal subungual hyperkeratosis, splinter hemorrhages or localized plate abnormality.</w:t>
             </w:r>
           </w:p>
         </w:tc>
@@ -21535,7 +21535,7 @@
                 <w:i w:val="0"/>
                 <w:sz w:val="18"/>
               </w:rPr>
-              <w:t>Characterise before you diagnose</w:t>
+              <w:t>Characterize before you diagnose</w:t>
             </w:r>
           </w:p>
         </w:tc>
@@ -21558,7 +21558,7 @@
                 <w:i w:val="0"/>
                 <w:sz w:val="18"/>
               </w:rPr>
-              <w:t>PRIMARY LESION TYPE · COLOUR · SURFACE TEXTURE · BORDER DEFINITION · SIZE · DISTRIBUTION · PALPABILITY · ULCERATION · BLEEDING · INDURATION · TEMPORAL EVOLUTION.</w:t>
+              <w:t>PRIMARY LESION TYPE · COLOR · SURFACE TEXTURE · BORDER DEFINITION · SIZE · DISTRIBUTION · PALPABILITY · ULCERATION · BLEEDING · INDURATION · TEMPORAL EVOLUTION.</w:t>
             </w:r>
           </w:p>
         </w:tc>
@@ -21758,7 +21758,7 @@
                 <w:i w:val="0"/>
                 <w:sz w:val="18"/>
               </w:rPr>
-              <w:t>Actinic keratosis burden and FIELD CANCERIZATION rise with cumulative exposure → favour FIELD-DIRECTED therapy. LENTIGO MALIGNA arises on chronically sun-exposed skin of older adults. CLASSIC Kaposi sarcoma is a disease of older men, managed PALLIATIVELY. In cutaneous T-cell lymphoma the PREMATURE DEATH warning weighs most heavily here. Basal cell carcinoma's UP-TO-50% second-primary rate makes annual full-skin examination non-negotiable.</w:t>
+              <w:t>Actinic keratosis burden and FIELD CANCERIZATION rise with cumulative exposure → favor FIELD-DIRECTED therapy. LENTIGO MALIGNA arises on chronically sun-exposed skin of older adults. CLASSIC Kaposi sarcoma is a disease of older men, managed PALLIATIVELY. In cutaneous T-cell lymphoma the PREMATURE DEATH warning weighs most heavily here. Basal cell carcinoma's UP-TO-50% second-primary rate makes annual full-skin examination non-negotiable.</w:t>
             </w:r>
           </w:p>
         </w:tc>
@@ -21828,33 +21828,7 @@
           <w:b w:val="0"/>
           <w:i w:val="0"/>
         </w:rPr>
-        <w:t>← Back to Homepage</w:t>
-      </w:r>
-    </w:p>
-    <w:p>
-      <w:pPr>
-        <w:spacing w:after="120"/>
-      </w:pPr>
-      <w:r>
-        <w:rPr>
-          <w:b w:val="0"/>
-          <w:i w:val="0"/>
-        </w:rPr>
-        <w:t xml:space="preserve">★ </w:t>
-      </w:r>
-      <w:r>
-        <w:rPr>
-          <w:b w:val="0"/>
-          <w:i w:val="0"/>
-        </w:rPr>
-        <w:t>If you see any mistakes, click here to report it</w:t>
-      </w:r>
-      <w:r>
-        <w:rPr>
-          <w:b w:val="0"/>
-          <w:i w:val="0"/>
-        </w:rPr>
-        <w:t xml:space="preserve"> ★</w:t>
+        <w:t xml:space="preserve"> Condensed from the Clinical Medicine and Surgery I Exam 1 Study Guide (Class of 2028). For the full explanation and figures behind any of these, see the full guide. More topics are added as each Exam 1 lecture is posted. </w:t>
       </w:r>
     </w:p>
     <w:sectPr>

--- a/Clinical Medicine and Surgery I Exam 1/cms-exam-1-cram-sheet.docx
+++ b/Clinical Medicine and Surgery I Exam 1/cms-exam-1-cram-sheet.docx
@@ -8584,7 +8584,7 @@
                 <w:i w:val="0"/>
                 <w:sz w:val="18"/>
               </w:rPr>
-              <w:t>Trimethoprim-sulfamethoxazole · clindamycin · doxycycline (+ linezolid, ciprofloxacin in places). Sensitive = dicloxacillin, cephalexin.</w:t>
+              <w:t>Trimethoprim-sulfamethoxazole · clindamycin · doxycycline (+ linezolid; the slide’s ciprofloxacin is not reliable for MRSA). Sensitive = dicloxacillin, cephalexin.</w:t>
             </w:r>
           </w:p>
         </w:tc>
